--- a/lessons/7-2/readiness/practice.docx
+++ b/lessons/7-2/readiness/practice.docx
@@ -14,7 +14,7 @@
           <w:sz w:val="36"/>
           <w:szCs w:val="36"/>
         </w:rPr>
-        <w:t xml:space="preserve">Get Ready: Solve One-Step Addition and Subtraction Equations</w:t>
+        <w:t xml:space="preserve">Get Ready: Rational Numbers on the Number Line</w:t>
       </w:r>
     </w:p>
     <w:p>
@@ -29,7 +29,7 @@
           <w:sz w:val="20"/>
           <w:szCs w:val="20"/>
         </w:rPr>
-        <w:t xml:space="preserve">Readiness practice for Lesson 7-2  ·  Builds toward 6.EE.7</w:t>
+        <w:t xml:space="preserve">Readiness practice for Lesson 9-4  ·  Builds toward 6.NS.6</w:t>
       </w:r>
     </w:p>
     <w:p>
@@ -68,7 +68,7 @@
           <w:sz w:val="22"/>
           <w:szCs w:val="22"/>
         </w:rPr>
-        <w:t xml:space="preserve">To solve x + 5 = 12, you undo the addition by subtracting — that's a fact family idea: adding and subtracting are inverses. Warm up fact families and substituting to check, and these equations come apart easily.</w:t>
+        <w:t xml:space="preserve">Placing rational numbers (fractions and decimals) on a number line builds on locating whole numbers and simple fractions and knowing which way is bigger. Warm up reading a number line and the fraction spots fall into place.</w:t>
       </w:r>
     </w:p>
     <w:p>
@@ -81,7 +81,7 @@
           <w:sz w:val="20"/>
           <w:szCs w:val="20"/>
         </w:rPr>
-        <w:t xml:space="preserve">Skills you'll warm up: Addition &amp; subtraction facts  ·  Fact families (inverses)  ·  Finding a missing addend  ·  Substituting to check</w:t>
+        <w:t xml:space="preserve">Skills you'll warm up: Locating whole numbers on a number line  ·  Locating simple fractions (halves)  ·  Comparing fractions to whole numbers  ·  Number line direction</w:t>
       </w:r>
     </w:p>
     <w:p>
@@ -124,19 +124,19 @@
           <w:sz w:val="20"/>
           <w:szCs w:val="20"/>
         </w:rPr>
-        <w:t xml:space="preserve">Fill in the missing number step by step.</w:t>
-      </w:r>
-    </w:p>
-    <w:p>
-      <w:pPr>
-        <w:spacing w:after="40" w:before="0"/>
-      </w:pPr>
-      <w:r>
-        <w:rPr>
-          <w:sz w:val="22"/>
-          <w:szCs w:val="22"/>
-        </w:rPr>
-        <w:t xml:space="preserve">1.  What goes in the box? □ + 3 = 8</w:t>
+        <w:t xml:space="preserve">Locate whole numbers first.</w:t>
+      </w:r>
+    </w:p>
+    <w:p>
+      <w:pPr>
+        <w:spacing w:after="40" w:before="0"/>
+      </w:pPr>
+      <w:r>
+        <w:rPr>
+          <w:sz w:val="22"/>
+          <w:szCs w:val="22"/>
+        </w:rPr>
+        <w:t xml:space="preserve">1.  What whole number is 1 step right of 0?</w:t>
       </w:r>
     </w:p>
     <w:p>
@@ -159,7 +159,7 @@
           <w:sz w:val="22"/>
           <w:szCs w:val="22"/>
         </w:rPr>
-        <w:t xml:space="preserve">2.  What goes in the box? □ − 2 = 4</w:t>
+        <w:t xml:space="preserve">2.  What whole number comes right after 4?</w:t>
       </w:r>
     </w:p>
     <w:p>
@@ -182,7 +182,7 @@
           <w:sz w:val="22"/>
           <w:szCs w:val="22"/>
         </w:rPr>
-        <w:t xml:space="preserve">3.  Complete the fact family: 5 + 2 = 7, so 7 − 2 = ___</w:t>
+        <w:t xml:space="preserve">3.  1/2 is between 0 and which whole number?</w:t>
       </w:r>
     </w:p>
     <w:p>
@@ -222,19 +222,19 @@
           <w:sz w:val="20"/>
           <w:szCs w:val="20"/>
         </w:rPr>
-        <w:t xml:space="preserve">Pick the inverse, then solve.</w:t>
-      </w:r>
-    </w:p>
-    <w:p>
-      <w:pPr>
-        <w:spacing w:after="40" w:before="0"/>
-      </w:pPr>
-      <w:r>
-        <w:rPr>
-          <w:sz w:val="22"/>
-          <w:szCs w:val="22"/>
-        </w:rPr>
-        <w:t xml:space="preserve">1.  To undo + 7, what do you do to both sides?</w:t>
+        <w:t xml:space="preserve">Place simple fractions.</w:t>
+      </w:r>
+    </w:p>
+    <w:p>
+      <w:pPr>
+        <w:spacing w:after="40" w:before="0"/>
+      </w:pPr>
+      <w:r>
+        <w:rPr>
+          <w:sz w:val="22"/>
+          <w:szCs w:val="22"/>
+        </w:rPr>
+        <w:t xml:space="preserve">1.  Where does 1/2 sit?</w:t>
       </w:r>
     </w:p>
     <w:p>
@@ -247,7 +247,7 @@
           <w:sz w:val="20"/>
           <w:szCs w:val="20"/>
         </w:rPr>
-        <w:t xml:space="preserve">     choices: Add 7   /   Subtract 7   /   Multiply by 7</w:t>
+        <w:t xml:space="preserve">     choices: Halfway between 0 and 1   /   Halfway between 1 and 2   /   At 2</w:t>
       </w:r>
     </w:p>
     <w:p>
@@ -270,7 +270,20 @@
           <w:sz w:val="22"/>
           <w:szCs w:val="22"/>
         </w:rPr>
-        <w:t xml:space="preserve">2.  Solve: x + 7 = 12. What is x?</w:t>
+        <w:t xml:space="preserve">2.  Which is greater: 1/2 or 2?</w:t>
+      </w:r>
+    </w:p>
+    <w:p>
+      <w:pPr>
+        <w:spacing w:after="40" w:before="0"/>
+      </w:pPr>
+      <w:r>
+        <w:rPr>
+          <w:color w:val="5E6E7E"/>
+          <w:sz w:val="20"/>
+          <w:szCs w:val="20"/>
+        </w:rPr>
+        <w:t xml:space="preserve">     choices: 1/2   /   2</w:t>
       </w:r>
     </w:p>
     <w:p>
@@ -310,19 +323,19 @@
           <w:sz w:val="20"/>
           <w:szCs w:val="20"/>
         </w:rPr>
-        <w:t xml:space="preserve">Solve and check by substituting.</w:t>
-      </w:r>
-    </w:p>
-    <w:p>
-      <w:pPr>
-        <w:spacing w:after="40" w:before="0"/>
-      </w:pPr>
-      <w:r>
-        <w:rPr>
-          <w:sz w:val="22"/>
-          <w:szCs w:val="22"/>
-        </w:rPr>
-        <w:t xml:space="preserve">1.  Solve: x − 4 = 6. What is x?</w:t>
+        <w:t xml:space="preserve">Stretch into mixed numbers.</w:t>
+      </w:r>
+    </w:p>
+    <w:p>
+      <w:pPr>
+        <w:spacing w:after="40" w:before="0"/>
+      </w:pPr>
+      <w:r>
+        <w:rPr>
+          <w:sz w:val="22"/>
+          <w:szCs w:val="22"/>
+        </w:rPr>
+        <w:t xml:space="preserve">1.  The number 2 1/2 sits between 2 and which whole number?</w:t>
       </w:r>
     </w:p>
     <w:p>
@@ -345,7 +358,20 @@
           <w:sz w:val="22"/>
           <w:szCs w:val="22"/>
         </w:rPr>
-        <w:t xml:space="preserve">2.  Solve: 9 = x + 2. What is x?</w:t>
+        <w:t xml:space="preserve">2.  Which is bigger: 1 1/2 or 1?</w:t>
+      </w:r>
+    </w:p>
+    <w:p>
+      <w:pPr>
+        <w:spacing w:after="40" w:before="0"/>
+      </w:pPr>
+      <w:r>
+        <w:rPr>
+          <w:color w:val="5E6E7E"/>
+          <w:sz w:val="20"/>
+          <w:szCs w:val="20"/>
+        </w:rPr>
+        <w:t xml:space="preserve">     choices: 1 1/2   /   1</w:t>
       </w:r>
     </w:p>
     <w:p>
@@ -383,7 +409,20 @@
           <w:sz w:val="22"/>
           <w:szCs w:val="22"/>
         </w:rPr>
-        <w:t xml:space="preserve">1.  Solve: x + 6 = 11. What is x?</w:t>
+        <w:t xml:space="preserve">1.  Where does 1/2 sit on the number line?</w:t>
+      </w:r>
+    </w:p>
+    <w:p>
+      <w:pPr>
+        <w:spacing w:after="40" w:before="0"/>
+      </w:pPr>
+      <w:r>
+        <w:rPr>
+          <w:color w:val="5E6E7E"/>
+          <w:sz w:val="20"/>
+          <w:szCs w:val="20"/>
+        </w:rPr>
+        <w:t xml:space="preserve">     choices: At 1   /   Halfway between 0 and 1   /   Past 2</w:t>
       </w:r>
     </w:p>
     <w:p>
@@ -406,20 +445,7 @@
           <w:sz w:val="22"/>
           <w:szCs w:val="22"/>
         </w:rPr>
-        <w:t xml:space="preserve">2.  Which step solves x − 3 = 5?</w:t>
-      </w:r>
-    </w:p>
-    <w:p>
-      <w:pPr>
-        <w:spacing w:after="40" w:before="0"/>
-      </w:pPr>
-      <w:r>
-        <w:rPr>
-          <w:color w:val="5E6E7E"/>
-          <w:sz w:val="20"/>
-          <w:szCs w:val="20"/>
-        </w:rPr>
-        <w:t xml:space="preserve">     choices: Add 3 to both sides   /   Subtract 3 from both sides   /   Multiply both sides by 3</w:t>
+        <w:t xml:space="preserve">2.  3 1/2 sits between 3 and which whole number?</w:t>
       </w:r>
     </w:p>
     <w:p>
@@ -445,7 +471,7 @@
           <w:sz w:val="20"/>
           <w:szCs w:val="20"/>
         </w:rPr>
-        <w:t xml:space="preserve">When you've finished, open Lesson 7-2 and dive in!</w:t>
+        <w:t xml:space="preserve">When you've finished, open Lesson 9-4 and dive in!</w:t>
       </w:r>
     </w:p>
     <w:p>
@@ -492,7 +518,7 @@
           <w:sz w:val="20"/>
           <w:szCs w:val="20"/>
         </w:rPr>
-        <w:t xml:space="preserve">1. 5</w:t>
+        <w:t xml:space="preserve">1. 1</w:t>
       </w:r>
     </w:p>
     <w:p>
@@ -504,7 +530,7 @@
           <w:sz w:val="20"/>
           <w:szCs w:val="20"/>
         </w:rPr>
-        <w:t xml:space="preserve">2. 6</w:t>
+        <w:t xml:space="preserve">2. 5</w:t>
       </w:r>
     </w:p>
     <w:p>
@@ -516,7 +542,7 @@
           <w:sz w:val="20"/>
           <w:szCs w:val="20"/>
         </w:rPr>
-        <w:t xml:space="preserve">3. 5</w:t>
+        <w:t xml:space="preserve">3. 1</w:t>
       </w:r>
     </w:p>
     <w:p>
@@ -543,7 +569,7 @@
           <w:sz w:val="20"/>
           <w:szCs w:val="20"/>
         </w:rPr>
-        <w:t xml:space="preserve">1. Subtract 7</w:t>
+        <w:t xml:space="preserve">1. Halfway between 0 and 1</w:t>
       </w:r>
     </w:p>
     <w:p>
@@ -555,7 +581,7 @@
           <w:sz w:val="20"/>
           <w:szCs w:val="20"/>
         </w:rPr>
-        <w:t xml:space="preserve">2. 5</w:t>
+        <w:t xml:space="preserve">2. 2</w:t>
       </w:r>
     </w:p>
     <w:p>
@@ -582,7 +608,7 @@
           <w:sz w:val="20"/>
           <w:szCs w:val="20"/>
         </w:rPr>
-        <w:t xml:space="preserve">1. 10</w:t>
+        <w:t xml:space="preserve">1. 3</w:t>
       </w:r>
     </w:p>
     <w:p>
@@ -594,7 +620,7 @@
           <w:sz w:val="20"/>
           <w:szCs w:val="20"/>
         </w:rPr>
-        <w:t xml:space="preserve">2. 7</w:t>
+        <w:t xml:space="preserve">2. 1 1/2</w:t>
       </w:r>
     </w:p>
     <w:p>
@@ -621,7 +647,7 @@
           <w:sz w:val="20"/>
           <w:szCs w:val="20"/>
         </w:rPr>
-        <w:t xml:space="preserve">1. 5</w:t>
+        <w:t xml:space="preserve">1. Halfway between 0 and 1</w:t>
       </w:r>
     </w:p>
     <w:p>
@@ -633,7 +659,7 @@
           <w:sz w:val="20"/>
           <w:szCs w:val="20"/>
         </w:rPr>
-        <w:t xml:space="preserve">2. Add 3 to both sides</w:t>
+        <w:t xml:space="preserve">2. 4</w:t>
       </w:r>
     </w:p>
     <w:sectPr>
